--- a/analysis/bss_bias/report/reference-plain.docx
+++ b/analysis/bss_bias/report/reference-plain.docx
@@ -1,43 +1,5 @@
 
-<file path=app.xml><?xml version="1.0" encoding="utf-8"?>
-<Properties xmlns="http://schemas.openxmlformats.org/officeDocument/2006/extended-properties" xmlns:vt="http://schemas.openxmlformats.org/officeDocument/2006/docPropsVTypes">
-  <Words>83</Words>
-  <SharedDoc>false</SharedDoc>
-  <HyperlinksChanged>false</HyperlinksChanged>
-  <Lines>12</Lines>
-  <AppVersion>12.0000</AppVersion>
-  <LinksUpToDate>false</LinksUpToDate>
-  <Application>Microsoft Word 12.0.0</Application>
-  <CharactersWithSpaces>583</CharactersWithSpaces>
-  <Template>Normal.dotm</Template>
-  <DocSecurity>0</DocSecurity>
-  <TotalTime>6</TotalTime>
-  <ScaleCrop>false</ScaleCrop>
-  <Characters>475</Characters>
-  <Paragraphs>8</Paragraphs>
-  <Pages>1</Pages>
-</Properties>
-</file>
-
-<file path=comments.xml><?xml version="1.0" encoding="utf-8"?>
-<w:comments xmlns:w="http://schemas.openxmlformats.org/wordprocessingml/2006/main" xmlns:m="http://schemas.openxmlformats.org/officeDocument/2006/math" xmlns:r="http://schemas.openxmlformats.org/officeDocument/2006/relationships" xmlns:o="urn:schemas-microsoft-com:office:office" xmlns:v="urn:schemas-microsoft-com:vml" xmlns:w10="urn:schemas-microsoft-com:office:word" xmlns:a="http://schemas.openxmlformats.org/drawingml/2006/main" xmlns:pic="http://schemas.openxmlformats.org/drawingml/2006/picture" xmlns:wp="http://schemas.openxmlformats.org/drawingml/2006/wordprocessingDrawing"/>
-</file>
-
-<file path=core.xml><?xml version="1.0" encoding="utf-8"?>
-<cp:coreProperties xmlns:cp="http://schemas.openxmlformats.org/package/2006/metadata/core-properties" xmlns:dc="http://purl.org/dc/elements/1.1/" xmlns:dcterms="http://purl.org/dc/terms/" xmlns:dcmitype="http://purl.org/dc/dcmitype/" xmlns:xsi="http://www.w3.org/2001/XMLSchema-instance">
-  <dc:title>Title</dc:title>
-  <dc:creator>Author</dc:creator>
-  <cp:keywords/>
-  <dcterms:created xsi:type="dcterms:W3CDTF">2017-12-27T05:22:50Z</dcterms:created>
-  <dcterms:modified xsi:type="dcterms:W3CDTF">2017-12-27T05:22:50Z</dcterms:modified>
-</cp:coreProperties>
-</file>
-
-<file path=custom.xml><?xml version="1.0" encoding="utf-8"?>
-<Properties xmlns="http://schemas.openxmlformats.org/officeDocument/2006/custom-properties" xmlns:vt="http://schemas.openxmlformats.org/officeDocument/2006/docPropsVTypes"/>
-</file>
-
-<file path=document.xml><?xml version="1.0" encoding="utf-8"?>
+<file path=word/document.xml><?xml version="1.0" encoding="utf-8"?>
 <w:document xmlns:w="http://schemas.openxmlformats.org/wordprocessingml/2006/main" xmlns:m="http://schemas.openxmlformats.org/officeDocument/2006/math" xmlns:r="http://schemas.openxmlformats.org/officeDocument/2006/relationships" xmlns:o="urn:schemas-microsoft-com:office:office" xmlns:v="urn:schemas-microsoft-com:vml" xmlns:w10="urn:schemas-microsoft-com:office:word" xmlns:a="http://schemas.openxmlformats.org/drawingml/2006/main" xmlns:pic="http://schemas.openxmlformats.org/drawingml/2006/picture" xmlns:wp="http://schemas.openxmlformats.org/drawingml/2006/wordprocessingDrawing">
   <w:body>
     <w:p>
@@ -427,61 +389,11 @@
 </w:document>
 </file>
 
-<file path=fontTable.xml><?xml version="1.0" encoding="utf-8"?>
-<w:fonts xmlns:r="http://schemas.openxmlformats.org/officeDocument/2006/relationships" xmlns:w="http://schemas.openxmlformats.org/wordprocessingml/2006/main">
-  <w:font w:name="Aptos">
-    <w:panose1 w:val="020B0004020202020204"/>
-    <w:charset w:val="00"/>
-    <w:family w:val="swiss"/>
-    <w:pitch w:val="variable"/>
-    <w:sig w:usb0="20000287" w:usb1="00000003" w:usb2="00000000" w:usb3="00000000" w:csb0="0000019F" w:csb1="00000000"/>
-  </w:font>
-  <w:font w:name="Times New Roman">
-    <w:panose1 w:val="02020603050405020304"/>
-    <w:charset w:val="00"/>
-    <w:family w:val="roman"/>
-    <w:pitch w:val="variable"/>
-    <w:sig w:usb0="E0002EFF" w:usb1="C000785B" w:usb2="00000009" w:usb3="00000000" w:csb0="000001FF" w:csb1="00000000"/>
-  </w:font>
-  <w:font w:name="Aptos Display">
-    <w:panose1 w:val="020B0004020202020204"/>
-    <w:charset w:val="00"/>
-    <w:family w:val="swiss"/>
-    <w:pitch w:val="variable"/>
-    <w:sig w:usb0="20000287" w:usb1="00000003" w:usb2="00000000" w:usb3="00000000" w:csb0="0000019F" w:csb1="00000000"/>
-  </w:font>
-  <w:font w:name="Cambria Math">
-    <w:panose1 w:val="02040503050406030204"/>
-    <w:charset w:val="00"/>
-    <w:family w:val="roman"/>
-    <w:pitch w:val="variable"/>
-    <w:sig w:usb0="E00002FF" w:usb1="420024FF" w:usb2="00000000" w:usb3="00000000" w:csb0="0000019F" w:csb1="00000000"/>
-  </w:font>
-  <w:font w:name="Courier New">
-    <w:panose1 w:val="02070309020205020404"/>
-    <w:charset w:val="00"/>
-    <w:family w:val="modern"/>
-    <w:pitch w:val="fixed"/>
-    <w:sig w:usb0="E0002AFF" w:usb1="C0007843" w:usb2="00000009" w:usb3="00000000" w:csb0="000001FF" w:csb1="00000000"/>
-  </w:font>
-  <w:font w:name="Cambria">
-    <w:panose1 w:val="02040503050406030204"/>
-    <w:charset w:val="00"/>
-    <w:family w:val="roman"/>
-    <w:pitch w:val="variable"/>
-    <w:sig w:usb0="E00002FF" w:usb1="400004FF" w:usb2="00000000" w:usb3="00000000" w:csb0="0000019F" w:csb1="00000000"/>
-  </w:font>
-  <w:font w:name="Calibri">
-    <w:panose1 w:val="020F0502020204030204"/>
-    <w:charset w:val="00"/>
-    <w:family w:val="swiss"/>
-    <w:pitch w:val="variable"/>
-    <w:sig w:usb0="E0002AFF" w:usb1="C000247B" w:usb2="00000009" w:usb3="00000000" w:csb0="000001FF" w:csb1="00000000"/>
-  </w:font>
-</w:fonts>
+<file path=word/comments.xml><?xml version="1.0" encoding="utf-8"?>
+<w:comments xmlns:w="http://schemas.openxmlformats.org/wordprocessingml/2006/main" xmlns:m="http://schemas.openxmlformats.org/officeDocument/2006/math" xmlns:r="http://schemas.openxmlformats.org/officeDocument/2006/relationships" xmlns:o="urn:schemas-microsoft-com:office:office" xmlns:v="urn:schemas-microsoft-com:vml" xmlns:w10="urn:schemas-microsoft-com:office:word" xmlns:a="http://schemas.openxmlformats.org/drawingml/2006/main" xmlns:pic="http://schemas.openxmlformats.org/drawingml/2006/picture" xmlns:wp="http://schemas.openxmlformats.org/drawingml/2006/wordprocessingDrawing"/>
 </file>
 
-<file path=footnotes.xml><?xml version="1.0" encoding="utf-8"?>
+<file path=word/footnotes.xml><?xml version="1.0" encoding="utf-8"?>
 <w:footnotes xmlns:w="http://schemas.openxmlformats.org/wordprocessingml/2006/main" xmlns:m="http://schemas.openxmlformats.org/officeDocument/2006/math" xmlns:r="http://schemas.openxmlformats.org/officeDocument/2006/relationships" xmlns:o="urn:schemas-microsoft-com:office:office" xmlns:v="urn:schemas-microsoft-com:vml" xmlns:w10="urn:schemas-microsoft-com:office:word" xmlns:a="http://schemas.openxmlformats.org/drawingml/2006/main" xmlns:pic="http://schemas.openxmlformats.org/drawingml/2006/picture" xmlns:wp="http://schemas.openxmlformats.org/drawingml/2006/wordprocessingDrawing">
   <w:footnote w:type="continuationSeparator" w:id="0">
     <w:p>
@@ -519,7 +431,7 @@
 </w:footnotes>
 </file>
 
-<file path=numbering.xml><?xml version="1.0" encoding="utf-8"?>
+<file path=word/numbering.xml><?xml version="1.0" encoding="utf-8"?>
 <w:numbering xmlns:w="http://schemas.openxmlformats.org/wordprocessingml/2006/main">
   <w:abstractNum w:abstractNumId="990">
     <w:nsid w:val="170cd2de"/>
@@ -630,51 +542,12 @@
 </w:numbering>
 </file>
 
-<file path=settings.xml><?xml version="1.0" encoding="utf-8"?>
-<w:settings xmlns:o="urn:schemas-microsoft-com:office:office" xmlns:r="http://schemas.openxmlformats.org/officeDocument/2006/relationships" xmlns:m="http://schemas.openxmlformats.org/officeDocument/2006/math" xmlns:v="urn:schemas-microsoft-com:vml" xmlns:w10="urn:schemas-microsoft-com:office:word" xmlns:w="http://schemas.openxmlformats.org/wordprocessingml/2006/main" xmlns:sl="http://schemas.openxmlformats.org/schemaLibrary/2006/main">
-  <w:zoom w:percent="100"/>
-  <w:embedSystemFonts/>
-  <w:proofState w:spelling="clean" w:grammar="clean"/>
-  <w:stylePaneFormatFilter w:val="0004"/>
-  <w:doNotTrackMoves/>
-  <w:defaultTabStop w:val="720"/>
-  <w:drawingGridHorizontalSpacing w:val="360"/>
-  <w:drawingGridVerticalSpacing w:val="360"/>
-  <w:displayHorizontalDrawingGridEvery w:val="0"/>
-  <w:displayVerticalDrawingGridEvery w:val="0"/>
-  <w:characterSpacingControl w:val="doNotCompress"/>
-  <w:savePreviewPicture/>
-  <w:footnotePr>
-    <w:footnote w:id="-1"/>
-    <w:footnote w:id="0"/>
-  </w:footnotePr>
-  <w:rsids>
-  </w:rsids>
-  <m:mathPr>
-    <m:mathFont m:val="Cambria Math"/>
-    <m:brkBin m:val="before"/>
-    <m:brkBinSub m:val="--"/>
-    <m:smallFrac m:val="0"/>
-    <m:dispDef/>
-    <m:lMargin m:val="0"/>
-    <m:rMargin m:val="0"/>
-    <m:wrapRight/>
-    <m:intLim m:val="subSup"/>
-    <m:naryLim m:val="undOvr"/>
-  </m:mathPr>
-  <w:themeFontLang w:val="en-US"/>
-  <w:clrSchemeMapping w:bg1="light1" w:t1="dark1" w:bg2="light2" w:t2="dark2" w:accent1="accent1" w:accent2="accent2" w:accent3="accent3" w:accent4="accent4" w:accent5="accent5" w:accent6="accent6" w:hyperlink="hyperlink" w:followedHyperlink="followedHyperlink"/>
-  <w:decimalSymbol w:val="."/>
-  <w:listSeparator w:val=","/>
-</w:settings>
-</file>
-
-<file path=styles.xml><?xml version="1.0" encoding="utf-8"?>
+<file path=word/styles.xml><?xml version="1.0" encoding="utf-8"?>
 <w:styles xmlns:r="http://schemas.openxmlformats.org/officeDocument/2006/relationships" xmlns:w="http://schemas.openxmlformats.org/wordprocessingml/2006/main">
   <w:docDefaults>
     <w:rPrDefault>
       <w:rPr>
-        <w:rFonts w:asciiTheme="minorHAnsi" w:eastAsiaTheme="minorHAnsi" w:hAnsiTheme="minorHAnsi" w:cstheme="minorBidi" w:ascii="Calibri" w:hAnsi="Calibri" w:cs="Calibri" w:eastAsia="Calibri"/>
+        <w:rFonts w:ascii="Calibri" w:hAnsi="Calibri" w:cs="Calibri" w:eastAsia="Calibri"/>
         <w:sz w:val="22"/>
         <w:szCs w:val="22"/>
         <w:lang w:val="en-US" w:eastAsia="en-US" w:bidi="ar-SA"/>
@@ -728,7 +601,7 @@
       <w:jc w:val="center"/>
     </w:pPr>
     <w:rPr>
-      <w:rFonts w:asciiTheme="majorHAnsi" w:eastAsiaTheme="majorEastAsia" w:hAnsiTheme="majorHAnsi" w:cstheme="majorBidi" w:ascii="Calibri" w:hAnsi="Calibri" w:cs="Calibri" w:eastAsia="Calibri"/>
+      <w:rFonts w:ascii="Calibri" w:hAnsi="Calibri" w:cs="Calibri" w:eastAsia="Calibri"/>
       <w:sz w:val="28"/>
       <w:szCs w:val="28"/>
     </w:rPr>
@@ -740,7 +613,7 @@
     <w:uiPriority w:val="10"/>
     <w:rsid w:val="00A10FD9"/>
     <w:rPr>
-      <w:rFonts w:asciiTheme="majorHAnsi" w:eastAsiaTheme="majorEastAsia" w:hAnsiTheme="majorHAnsi" w:cstheme="majorBidi" w:ascii="Calibri" w:hAnsi="Calibri" w:cs="Calibri" w:eastAsia="Calibri"/>
+      <w:rFonts w:ascii="Calibri" w:hAnsi="Calibri" w:cs="Calibri" w:eastAsia="Calibri"/>
       <w:sz w:val="22"/>
       <w:szCs w:val="22"/>
     </w:rPr>
@@ -759,7 +632,7 @@
       </w:numPr>
     </w:pPr>
     <w:rPr>
-      <w:rFonts w:eastAsiaTheme="majorEastAsia" w:cstheme="majorBidi" w:ascii="Calibri" w:hAnsi="Calibri" w:cs="Calibri" w:eastAsia="Calibri"/>
+      <w:rFonts w:ascii="Calibri" w:hAnsi="Calibri" w:cs="Calibri" w:eastAsia="Calibri"/>
       <w:spacing w:val="15"/>
       <w:sz w:val="22"/>
       <w:szCs w:val="22"/>
@@ -772,7 +645,7 @@
     <w:uiPriority w:val="11"/>
     <w:rsid w:val="00A10FD9"/>
     <w:rPr>
-      <w:rFonts w:eastAsiaTheme="majorEastAsia" w:cstheme="majorBidi" w:ascii="Calibri" w:hAnsi="Calibri" w:cs="Calibri" w:eastAsia="Calibri"/>
+      <w:rFonts w:ascii="Calibri" w:hAnsi="Calibri" w:cs="Calibri" w:eastAsia="Calibri"/>
       <w:color w:val="000000" w:themeColor="text1" w:themeTint="A6"/>
       <w:spacing w:val="15"/>
       <w:sz w:val="22"/>
@@ -862,7 +735,7 @@
       <w:outlineLvl w:val="0"/>
     </w:pPr>
     <w:rPr>
-      <w:rFonts w:asciiTheme="majorHAnsi" w:eastAsiaTheme="majorEastAsia" w:hAnsiTheme="majorHAnsi" w:cstheme="majorBidi" w:ascii="Calibri" w:hAnsi="Calibri" w:cs="Calibri" w:eastAsia="Calibri"/>
+      <w:rFonts w:ascii="Calibri" w:hAnsi="Calibri" w:cs="Calibri" w:eastAsia="Calibri"/>
       <w:color w:val="000000" w:themeColor="accent1" w:themeShade="BF"/>
       <w:sz w:val="22"/>
       <w:szCs w:val="22"/>
@@ -885,7 +758,7 @@
       <w:outlineLvl w:val="1"/>
     </w:pPr>
     <w:rPr>
-      <w:rFonts w:asciiTheme="majorHAnsi" w:eastAsiaTheme="majorEastAsia" w:hAnsiTheme="majorHAnsi" w:cstheme="majorBidi" w:ascii="Calibri" w:hAnsi="Calibri" w:cs="Calibri" w:eastAsia="Calibri"/>
+      <w:rFonts w:ascii="Calibri" w:hAnsi="Calibri" w:cs="Calibri" w:eastAsia="Calibri"/>
       <w:color w:val="000000" w:themeColor="accent1" w:themeShade="BF"/>
       <w:sz w:val="22"/>
       <w:szCs w:val="22"/>
@@ -908,7 +781,7 @@
       <w:outlineLvl w:val="2"/>
     </w:pPr>
     <w:rPr>
-      <w:rFonts w:eastAsiaTheme="majorEastAsia" w:cstheme="majorBidi" w:ascii="Calibri" w:hAnsi="Calibri" w:cs="Calibri" w:eastAsia="Calibri"/>
+      <w:rFonts w:ascii="Calibri" w:hAnsi="Calibri" w:cs="Calibri" w:eastAsia="Calibri"/>
       <w:color w:val="000000" w:themeColor="accent1" w:themeShade="BF"/>
       <w:sz w:val="22"/>
       <w:szCs w:val="22"/>
@@ -931,7 +804,7 @@
       <w:outlineLvl w:val="3"/>
     </w:pPr>
     <w:rPr>
-      <w:rFonts w:eastAsiaTheme="majorEastAsia" w:cstheme="majorBidi" w:ascii="Calibri" w:hAnsi="Calibri" w:cs="Calibri" w:eastAsia="Calibri"/>
+      <w:rFonts w:ascii="Calibri" w:hAnsi="Calibri" w:cs="Calibri" w:eastAsia="Calibri"/>
       <w:i/>
       <w:iCs/>
       <w:color w:val="000000" w:themeColor="accent1" w:themeShade="BF"/>
@@ -954,7 +827,7 @@
       <w:outlineLvl w:val="4"/>
     </w:pPr>
     <w:rPr>
-      <w:rFonts w:eastAsiaTheme="majorEastAsia" w:cstheme="majorBidi" w:ascii="Calibri" w:hAnsi="Calibri" w:cs="Calibri" w:eastAsia="Calibri"/>
+      <w:rFonts w:ascii="Calibri" w:hAnsi="Calibri" w:cs="Calibri" w:eastAsia="Calibri"/>
       <w:color w:val="000000" w:themeColor="accent1" w:themeShade="BF"/>
     </w:rPr>
   </w:style>
@@ -975,7 +848,7 @@
       <w:outlineLvl w:val="5"/>
     </w:pPr>
     <w:rPr>
-      <w:rFonts w:eastAsiaTheme="majorEastAsia" w:cstheme="majorBidi" w:ascii="Calibri" w:hAnsi="Calibri" w:cs="Calibri" w:eastAsia="Calibri"/>
+      <w:rFonts w:ascii="Calibri" w:hAnsi="Calibri" w:cs="Calibri" w:eastAsia="Calibri"/>
       <w:i/>
       <w:iCs/>
       <w:color w:val="000000" w:themeColor="text1" w:themeTint="A6"/>
@@ -998,7 +871,7 @@
       <w:outlineLvl w:val="6"/>
     </w:pPr>
     <w:rPr>
-      <w:rFonts w:eastAsiaTheme="majorEastAsia" w:cstheme="majorBidi" w:ascii="Calibri" w:hAnsi="Calibri" w:cs="Calibri" w:eastAsia="Calibri"/>
+      <w:rFonts w:ascii="Calibri" w:hAnsi="Calibri" w:cs="Calibri" w:eastAsia="Calibri"/>
       <w:color w:val="000000" w:themeColor="text1" w:themeTint="A6"/>
     </w:rPr>
   </w:style>
@@ -1019,7 +892,7 @@
       <w:outlineLvl w:val="7"/>
     </w:pPr>
     <w:rPr>
-      <w:rFonts w:eastAsiaTheme="majorEastAsia" w:cstheme="majorBidi" w:ascii="Calibri" w:hAnsi="Calibri" w:cs="Calibri" w:eastAsia="Calibri"/>
+      <w:rFonts w:ascii="Calibri" w:hAnsi="Calibri" w:cs="Calibri" w:eastAsia="Calibri"/>
       <w:i/>
       <w:iCs/>
       <w:color w:val="000000" w:themeColor="text1" w:themeTint="D8"/>
@@ -1042,7 +915,7 @@
       <w:outlineLvl w:val="8"/>
     </w:pPr>
     <w:rPr>
-      <w:rFonts w:eastAsiaTheme="majorEastAsia" w:cstheme="majorBidi" w:ascii="Calibri" w:hAnsi="Calibri" w:cs="Calibri" w:eastAsia="Calibri"/>
+      <w:rFonts w:ascii="Calibri" w:hAnsi="Calibri" w:cs="Calibri" w:eastAsia="Calibri"/>
       <w:color w:val="000000" w:themeColor="text1" w:themeTint="D8"/>
     </w:rPr>
   </w:style>
@@ -1053,7 +926,7 @@
     <w:uiPriority w:val="9"/>
     <w:rsid w:val="00A10FD9"/>
     <w:rPr>
-      <w:rFonts w:asciiTheme="majorHAnsi" w:eastAsiaTheme="majorEastAsia" w:hAnsiTheme="majorHAnsi" w:cstheme="majorBidi" w:ascii="Calibri" w:hAnsi="Calibri" w:cs="Calibri" w:eastAsia="Calibri"/>
+      <w:rFonts w:ascii="Calibri" w:hAnsi="Calibri" w:cs="Calibri" w:eastAsia="Calibri"/>
       <w:color w:val="000000" w:themeColor="accent1" w:themeShade="BF"/>
       <w:sz w:val="22"/>
       <w:szCs w:val="22"/>
@@ -1067,7 +940,7 @@
     <w:semiHidden/>
     <w:rsid w:val="00A10FD9"/>
     <w:rPr>
-      <w:rFonts w:asciiTheme="majorHAnsi" w:eastAsiaTheme="majorEastAsia" w:hAnsiTheme="majorHAnsi" w:cstheme="majorBidi" w:ascii="Calibri" w:hAnsi="Calibri" w:cs="Calibri" w:eastAsia="Calibri"/>
+      <w:rFonts w:ascii="Calibri" w:hAnsi="Calibri" w:cs="Calibri" w:eastAsia="Calibri"/>
       <w:color w:val="000000" w:themeColor="accent1" w:themeShade="BF"/>
       <w:sz w:val="22"/>
       <w:szCs w:val="22"/>
@@ -1081,7 +954,7 @@
     <w:semiHidden/>
     <w:rsid w:val="00A10FD9"/>
     <w:rPr>
-      <w:rFonts w:eastAsiaTheme="majorEastAsia" w:cstheme="majorBidi" w:ascii="Calibri" w:hAnsi="Calibri" w:cs="Calibri" w:eastAsia="Calibri"/>
+      <w:rFonts w:ascii="Calibri" w:hAnsi="Calibri" w:cs="Calibri" w:eastAsia="Calibri"/>
       <w:color w:val="000000" w:themeColor="accent1" w:themeShade="BF"/>
       <w:sz w:val="22"/>
       <w:szCs w:val="22"/>
@@ -1095,7 +968,7 @@
     <w:semiHidden/>
     <w:rsid w:val="00A10FD9"/>
     <w:rPr>
-      <w:rFonts w:eastAsiaTheme="majorEastAsia" w:cstheme="majorBidi" w:ascii="Calibri" w:hAnsi="Calibri" w:cs="Calibri" w:eastAsia="Calibri"/>
+      <w:rFonts w:ascii="Calibri" w:hAnsi="Calibri" w:cs="Calibri" w:eastAsia="Calibri"/>
       <w:i/>
       <w:iCs/>
       <w:color w:val="000000" w:themeColor="accent1" w:themeShade="BF"/>
@@ -1109,7 +982,7 @@
     <w:semiHidden/>
     <w:rsid w:val="00A10FD9"/>
     <w:rPr>
-      <w:rFonts w:eastAsiaTheme="majorEastAsia" w:cstheme="majorBidi" w:ascii="Calibri" w:hAnsi="Calibri" w:cs="Calibri" w:eastAsia="Calibri"/>
+      <w:rFonts w:ascii="Calibri" w:hAnsi="Calibri" w:cs="Calibri" w:eastAsia="Calibri"/>
       <w:color w:val="000000" w:themeColor="accent1" w:themeShade="BF"/>
     </w:rPr>
   </w:style>
@@ -1121,7 +994,7 @@
     <w:semiHidden/>
     <w:rsid w:val="00A10FD9"/>
     <w:rPr>
-      <w:rFonts w:eastAsiaTheme="majorEastAsia" w:cstheme="majorBidi" w:ascii="Calibri" w:hAnsi="Calibri" w:cs="Calibri" w:eastAsia="Calibri"/>
+      <w:rFonts w:ascii="Calibri" w:hAnsi="Calibri" w:cs="Calibri" w:eastAsia="Calibri"/>
       <w:i/>
       <w:iCs/>
       <w:color w:val="000000" w:themeColor="text1" w:themeTint="A6"/>
@@ -1135,7 +1008,7 @@
     <w:semiHidden/>
     <w:rsid w:val="00A10FD9"/>
     <w:rPr>
-      <w:rFonts w:eastAsiaTheme="majorEastAsia" w:cstheme="majorBidi" w:ascii="Calibri" w:hAnsi="Calibri" w:cs="Calibri" w:eastAsia="Calibri"/>
+      <w:rFonts w:ascii="Calibri" w:hAnsi="Calibri" w:cs="Calibri" w:eastAsia="Calibri"/>
       <w:color w:val="000000" w:themeColor="text1" w:themeTint="A6"/>
     </w:rPr>
   </w:style>
@@ -1147,7 +1020,7 @@
     <w:semiHidden/>
     <w:rsid w:val="00A10FD9"/>
     <w:rPr>
-      <w:rFonts w:eastAsiaTheme="majorEastAsia" w:cstheme="majorBidi" w:ascii="Calibri" w:hAnsi="Calibri" w:cs="Calibri" w:eastAsia="Calibri"/>
+      <w:rFonts w:ascii="Calibri" w:hAnsi="Calibri" w:cs="Calibri" w:eastAsia="Calibri"/>
       <w:i/>
       <w:iCs/>
       <w:color w:val="000000" w:themeColor="text1" w:themeTint="D8"/>
@@ -1161,7 +1034,7 @@
     <w:semiHidden/>
     <w:rsid w:val="00A10FD9"/>
     <w:rPr>
-      <w:rFonts w:eastAsiaTheme="majorEastAsia" w:cstheme="majorBidi" w:ascii="Calibri" w:hAnsi="Calibri" w:cs="Calibri" w:eastAsia="Calibri"/>
+      <w:rFonts w:ascii="Calibri" w:hAnsi="Calibri" w:cs="Calibri" w:eastAsia="Calibri"/>
       <w:color w:val="000000" w:themeColor="text1" w:themeTint="D8"/>
     </w:rPr>
   </w:style>
@@ -1326,7 +1199,7 @@
       <w:outlineLvl w:val="9"/>
     </w:pPr>
     <w:rPr>
-      <w:rFonts w:asciiTheme="majorHAnsi" w:eastAsiaTheme="majorEastAsia" w:hAnsiTheme="majorHAnsi" w:cstheme="majorBidi" w:ascii="Calibri" w:hAnsi="Calibri" w:cs="Calibri" w:eastAsia="Calibri"/>
+      <w:rFonts w:ascii="Calibri" w:hAnsi="Calibri" w:cs="Calibri" w:eastAsia="Calibri"/>
       <w:b w:val="0"/>
       <w:bCs w:val="0"/>
       <w:color w:val="000000" w:themeColor="accent1" w:themeShade="BF"/>
@@ -1335,7 +1208,7 @@
 </w:styles>
 </file>
 
-<file path=theme1.xml><?xml version="1.0" encoding="utf-8"?>
+<file path=word/theme/theme1.xml><?xml version="1.0" encoding="utf-8"?>
 <a:theme xmlns:a="http://schemas.openxmlformats.org/drawingml/2006/main" name="Office Theme">
   <a:themeElements>
     <a:clrScheme name="Office">
@@ -1378,7 +1251,7 @@
     </a:clrScheme>
     <a:fontScheme name="Office">
       <a:majorFont>
-        <a:latin typeface="Aptos Display" panose="02110004020202020204"/>
+        <a:latin typeface="Calibri" panose="02110004020202020204"/>
         <a:ea typeface=""/>
         <a:cs typeface=""/>
         <a:font script="Jpan" typeface="游ゴシック Light"/>
@@ -1430,7 +1303,7 @@
         <a:font script="Tfng" typeface="Ebrima"/>
       </a:majorFont>
       <a:minorFont>
-        <a:latin typeface="Aptos" panose="02110004020202020204"/>
+        <a:latin typeface="Calibri" panose="02110004020202020204"/>
         <a:ea typeface=""/>
         <a:cs typeface=""/>
         <a:font script="Jpan" typeface="游明朝"/>
@@ -1628,11 +1501,4 @@
     </a:ext>
   </a:extLst>
 </a:theme>
-</file>
-
-<file path=webSettings.xml><?xml version="1.0" encoding="utf-8"?>
-<ns0:webSettings xmlns:ns0="http://schemas.openxmlformats.org/wordprocessingml/2006/main">
-  <ns0:allowPNG/>
-  <ns0:doNotSaveAsSingleFile/>
-</ns0:webSettings>
 </file>
--- a/analysis/bss_bias/report/reference-plain.docx
+++ b/analysis/bss_bias/report/reference-plain.docx
@@ -602,8 +602,8 @@
     </w:pPr>
     <w:rPr>
       <w:rFonts w:ascii="Calibri" w:hAnsi="Calibri" w:cs="Calibri" w:eastAsia="Calibri"/>
-      <w:sz w:val="28"/>
-      <w:szCs w:val="28"/>
+      <w:sz w:val="22"/>
+      <w:szCs w:val="22"/>
     </w:rPr>
   </w:style>
   <w:style w:type="character" w:customStyle="1" w:styleId="TitleChar">
